--- a/cv-docx/CV-Pedro-Albertasse-Data-EN.docx
+++ b/cv-docx/CV-Pedro-Albertasse-Data-EN.docx
@@ -70,7 +70,7 @@
         </w:rPr>
         <w:t xml:space="preserve">albertasse.dev@gmail.com  ·  </w:t>
       </w:r>
-      <w:hyperlink w:history="1" r:id="rIdpgpyb0rsi5d6gslu8v--z">
+      <w:hyperlink w:history="1" r:id="rIdgvxy4-6evckkmmesqx1wo">
         <w:r>
           <w:rPr>
             <w:rFonts w:ascii="Calibri" w:cs="Calibri" w:eastAsia="Calibri" w:hAnsi="Calibri"/>
@@ -98,7 +98,7 @@
         </w:rPr>
         <w:t xml:space="preserve">  ·  </w:t>
       </w:r>
-      <w:hyperlink w:history="1" r:id="rIdx3sor-siifwlwunl1crvh">
+      <w:hyperlink w:history="1" r:id="rIdzk5q_lplp4wlimc38cwn5">
         <w:r>
           <w:rPr>
             <w:rFonts w:ascii="Calibri" w:cs="Calibri" w:eastAsia="Calibri" w:hAnsi="Calibri"/>
@@ -137,24 +137,6 @@
     </w:p>
     <w:p>
       <w:pPr>
-        <w:spacing w:after="40" w:before="140"/>
-      </w:pPr>
-      <w:r>
-        <w:rPr>
-          <w:rFonts w:ascii="Calibri" w:cs="Calibri" w:eastAsia="Calibri" w:hAnsi="Calibri"/>
-          <w:b/>
-          <w:bCs/>
-          <w:i w:val="false"/>
-          <w:iCs w:val="false"/>
-          <w:color w:val="5A5A55"/>
-          <w:sz w:val="18"/>
-          <w:szCs w:val="18"/>
-        </w:rPr>
-        <w:t xml:space="preserve">14 internal applications   ·   70+ edge functions   ·   10 AI agents in production   ·   4 press features</w:t>
-      </w:r>
-    </w:p>
-    <w:p>
-      <w:pPr>
         <w:pBdr>
           <w:bottom w:val="single" w:color="D8D7D0" w:sz="6" w:space="3"/>
         </w:pBdr>
@@ -189,7 +171,7 @@
           <w:sz w:val="19"/>
           <w:szCs w:val="19"/>
         </w:rPr>
-        <w:t xml:space="preserve">I joined FLOW Executive Finders, an executive search firm in São Paulo, as a data curation intern. The commercial pipeline, the 14 internal applications and the 10 AI agents the team uses every day are now mine to run, from the warehouse model through to the screen somebody opens on Monday morning. Four of the studies I built on companies in Brazil's main stock index became articles in the national business press. My degree is in digital game programming, and that is the road I took into data.</w:t>
+        <w:t xml:space="preserve">Data and automation engineer at FLOW Executive Finders, an executive search firm in São Paulo. I own the commercial pipeline, 14 internal applications and the 10 AI agents the team uses every day, from the warehouse model through to the screen somebody opens on Monday morning. Four of the studies I built on companies in Brazil's main stock index became articles in the national business press. My degree is in digital game programming, and that is the road I took into data.</w:t>
       </w:r>
     </w:p>
     <w:p>
